--- a/downloads/teacher/05 Materials/Unit 02/Slides/Slides 02.04 - SMART Goals.docx
+++ b/downloads/teacher/05 Materials/Unit 02/Slides/Slides 02.04 - SMART Goals.docx
@@ -17,7 +17,7 @@
         <w:pStyle w:val="FirstParagraph"/>
       </w:pPr>
       <w:r>
-        <w:t xml:space="preserve">Slide outline for Lesson 2.4. Twelve slides. Slide 4 needs one SMART goal and one stretch goal of Sal’s own.</w:t>
+        <w:t xml:space="preserve">Slide outline for Lesson 2.4. Twelve slides. Slide 4 needs one SMART goal and one stretch goal of my own.</w:t>
       </w:r>
     </w:p>
     <w:p>
@@ -327,31 +327,7 @@
         <w:pStyle w:val="Compact"/>
       </w:pPr>
       <w:r>
-        <w:t xml:space="preserve">Mine: stretch:</w:t>
-      </w:r>
-      <w:r>
-        <w:t xml:space="preserve"> </w:t>
-      </w:r>
-      <w:r>
-        <w:rPr>
-          <w:rStyle w:val="TeacherNote"/>
-        </w:rPr>
-        <w:t xml:space="preserve">[Sal: yours].</w:t>
-      </w:r>
-      <w:r>
-        <w:t xml:space="preserve"> </w:t>
-      </w:r>
-      <w:r>
-        <w:t xml:space="preserve">SMART under it:</w:t>
-      </w:r>
-      <w:r>
-        <w:t xml:space="preserve"> </w:t>
-      </w:r>
-      <w:r>
-        <w:rPr>
-          <w:rStyle w:val="TeacherNote"/>
-        </w:rPr>
-        <w:t xml:space="preserve">[Sal: yours]</w:t>
+        <w:t xml:space="preserve">Mine: my own stretch goal, with the SMART goal under it</w:t>
       </w:r>
       <w:r>
         <w:t xml:space="preserve"> </w:t>
